--- a/scratch/scratch-parrot.docx
+++ b/scratch/scratch-parrot.docx
@@ -501,13 +501,36 @@
         </w:rPr>
         <w:t>.</w:t>
       </w:r>
-      <w:r>
-        <w:rPr>
-          <w:noProof/>
-          <w:sz w:val="40"/>
-          <w:szCs w:val="40"/>
-        </w:rPr>
-        <w:t xml:space="preserve"> </w:t>
+    </w:p>
+    <w:p>
+      <w:pPr>
+        <w:pStyle w:val="ListParagraph"/>
+        <w:numPr>
+          <w:ilvl w:val="0"/>
+          <w:numId w:val="6"/>
+        </w:numPr>
+        <w:spacing w:line="276" w:lineRule="auto"/>
+        <w:ind w:left="426" w:right="-619" w:hanging="426"/>
+        <w:rPr>
+          <w:sz w:val="40"/>
+          <w:szCs w:val="40"/>
+        </w:rPr>
+      </w:pPr>
+      <w:r>
+        <w:rPr>
+          <w:sz w:val="40"/>
+          <w:szCs w:val="40"/>
+        </w:rPr>
+        <w:t>Reduce the size of the parrot to</w:t>
+      </w:r>
+      <w:r>
+        <w:rPr>
+          <w:b/>
+          <w:bCs/>
+          <w:sz w:val="40"/>
+          <w:szCs w:val="40"/>
+        </w:rPr>
+        <w:t xml:space="preserve"> 50%</w:t>
       </w:r>
     </w:p>
     <w:p>
@@ -627,6 +650,121 @@
       </w:pPr>
       <w:r>
         <w:rPr>
+          <w:noProof/>
+          <w:sz w:val="40"/>
+          <w:szCs w:val="40"/>
+        </w:rPr>
+        <mc:AlternateContent>
+          <mc:Choice Requires="wps">
+            <w:drawing>
+              <wp:anchor distT="0" distB="0" distL="114300" distR="114300" simplePos="0" relativeHeight="251699200" behindDoc="0" locked="0" layoutInCell="1" allowOverlap="1" wp14:anchorId="46A1ACFB" wp14:editId="693D2A53">
+                <wp:simplePos x="0" y="0"/>
+                <wp:positionH relativeFrom="column">
+                  <wp:posOffset>5109210</wp:posOffset>
+                </wp:positionH>
+                <wp:positionV relativeFrom="paragraph">
+                  <wp:posOffset>742950</wp:posOffset>
+                </wp:positionV>
+                <wp:extent cx="1384300" cy="457200"/>
+                <wp:effectExtent l="0" t="0" r="0" b="0"/>
+                <wp:wrapNone/>
+                <wp:docPr id="913369020" name="Text Box 1"/>
+                <wp:cNvGraphicFramePr/>
+                <a:graphic xmlns:a="http://schemas.openxmlformats.org/drawingml/2006/main">
+                  <a:graphicData uri="http://schemas.microsoft.com/office/word/2010/wordprocessingShape">
+                    <wps:wsp>
+                      <wps:cNvSpPr txBox="1"/>
+                      <wps:spPr>
+                        <a:xfrm>
+                          <a:off x="0" y="0"/>
+                          <a:ext cx="1384300" cy="457200"/>
+                        </a:xfrm>
+                        <a:prstGeom prst="rect">
+                          <a:avLst/>
+                        </a:prstGeom>
+                        <a:noFill/>
+                        <a:ln w="6350">
+                          <a:noFill/>
+                        </a:ln>
+                      </wps:spPr>
+                      <wps:txbx>
+                        <w:txbxContent>
+                          <w:p>
+                            <w:pPr>
+                              <w:rPr>
+                                <w:b/>
+                                <w:bCs/>
+                                <w:sz w:val="40"/>
+                                <w:szCs w:val="40"/>
+                              </w:rPr>
+                            </w:pPr>
+                            <w:r>
+                              <w:rPr>
+                                <w:b/>
+                                <w:bCs/>
+                                <w:sz w:val="40"/>
+                                <w:szCs w:val="40"/>
+                              </w:rPr>
+                              <w:t>cloud code</w:t>
+                            </w:r>
+                          </w:p>
+                        </w:txbxContent>
+                      </wps:txbx>
+                      <wps:bodyPr rot="0" spcFirstLastPara="0" vertOverflow="overflow" horzOverflow="overflow" vert="horz" wrap="square" lIns="91440" tIns="45720" rIns="91440" bIns="45720" numCol="1" spcCol="0" rtlCol="0" fromWordArt="0" anchor="t" anchorCtr="0" forceAA="0" compatLnSpc="1">
+                        <a:prstTxWarp prst="textNoShape">
+                          <a:avLst/>
+                        </a:prstTxWarp>
+                        <a:noAutofit/>
+                      </wps:bodyPr>
+                    </wps:wsp>
+                  </a:graphicData>
+                </a:graphic>
+                <wp14:sizeRelH relativeFrom="margin">
+                  <wp14:pctWidth>0</wp14:pctWidth>
+                </wp14:sizeRelH>
+                <wp14:sizeRelV relativeFrom="margin">
+                  <wp14:pctHeight>0</wp14:pctHeight>
+                </wp14:sizeRelV>
+              </wp:anchor>
+            </w:drawing>
+          </mc:Choice>
+          <mc:Fallback>
+            <w:pict>
+              <v:shapetype w14:anchorId="46A1ACFB" id="_x0000_t202" coordsize="21600,21600" o:spt="202" path="m,l,21600r21600,l21600,xe">
+                <v:stroke joinstyle="miter"/>
+                <v:path gradientshapeok="t" o:connecttype="rect"/>
+              </v:shapetype>
+              <v:shape id="Text Box 1" o:spid="_x0000_s1026" type="#_x0000_t202" style="position:absolute;margin-left:402.3pt;margin-top:58.5pt;width:109pt;height:36pt;z-index:251699200;visibility:visible;mso-wrap-style:square;mso-width-percent:0;mso-height-percent:0;mso-wrap-distance-left:9pt;mso-wrap-distance-top:0;mso-wrap-distance-right:9pt;mso-wrap-distance-bottom:0;mso-position-horizontal:absolute;mso-position-horizontal-relative:text;mso-position-vertical:absolute;mso-position-vertical-relative:text;mso-width-percent:0;mso-height-percent:0;mso-width-relative:margin;mso-height-relative:margin;v-text-anchor:top" o:gfxdata="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" filled="f" stroked="f" strokeweight=".5pt">
+                <v:textbox>
+                  <w:txbxContent>
+                    <w:p>
+                      <w:pPr>
+                        <w:rPr>
+                          <w:b/>
+                          <w:bCs/>
+                          <w:sz w:val="40"/>
+                          <w:szCs w:val="40"/>
+                        </w:rPr>
+                      </w:pPr>
+                      <w:r>
+                        <w:rPr>
+                          <w:b/>
+                          <w:bCs/>
+                          <w:sz w:val="40"/>
+                          <w:szCs w:val="40"/>
+                        </w:rPr>
+                        <w:t>cloud code</w:t>
+                      </w:r>
+                    </w:p>
+                  </w:txbxContent>
+                </v:textbox>
+              </v:shape>
+            </w:pict>
+          </mc:Fallback>
+        </mc:AlternateContent>
+      </w:r>
+      <w:r>
+        <w:rPr>
           <w:b/>
           <w:bCs/>
           <w:noProof/>
@@ -634,7 +772,7 @@
           <w:szCs w:val="40"/>
         </w:rPr>
         <w:drawing>
-          <wp:anchor distT="0" distB="0" distL="114300" distR="114300" simplePos="0" relativeHeight="251698176" behindDoc="1" locked="0" layoutInCell="1" allowOverlap="1" wp14:anchorId="647D7162" wp14:editId="7B2B73A8">
+          <wp:anchor distT="0" distB="0" distL="114300" distR="114300" simplePos="0" relativeHeight="251698176" behindDoc="1" locked="0" layoutInCell="1" allowOverlap="1" wp14:anchorId="647D7162" wp14:editId="1BAC6613">
             <wp:simplePos x="0" y="0"/>
             <wp:positionH relativeFrom="column">
               <wp:posOffset>3335655</wp:posOffset>
@@ -792,7 +930,25 @@
           <w:sz w:val="40"/>
           <w:szCs w:val="40"/>
         </w:rPr>
-        <w:t xml:space="preserve"> Add the code (right) to the cloud. As the horizontal (x) position </w:t>
+        <w:t xml:space="preserve"> Add the code (right) to the </w:t>
+      </w:r>
+      <w:r>
+        <w:rPr>
+          <w:b/>
+          <w:bCs/>
+          <w:noProof/>
+          <w:sz w:val="40"/>
+          <w:szCs w:val="40"/>
+        </w:rPr>
+        <w:t>cloud</w:t>
+      </w:r>
+      <w:r>
+        <w:rPr>
+          <w:noProof/>
+          <w:sz w:val="40"/>
+          <w:szCs w:val="40"/>
+        </w:rPr>
+        <w:t xml:space="preserve">. As the horizontal (x) position </w:t>
       </w:r>
       <w:r>
         <w:rPr>
@@ -944,7 +1100,7 @@
         </w:rPr>
         <w:lastRenderedPageBreak/>
         <w:drawing>
-          <wp:anchor distT="0" distB="0" distL="114300" distR="114300" simplePos="0" relativeHeight="251694080" behindDoc="1" locked="0" layoutInCell="1" allowOverlap="1" wp14:anchorId="40783532" wp14:editId="1D47A428">
+          <wp:anchor distT="0" distB="0" distL="114300" distR="114300" simplePos="0" relativeHeight="251694080" behindDoc="1" locked="0" layoutInCell="1" allowOverlap="1" wp14:anchorId="40783532" wp14:editId="329488B6">
             <wp:simplePos x="0" y="0"/>
             <wp:positionH relativeFrom="column">
               <wp:posOffset>4673600</wp:posOffset>
@@ -1012,7 +1168,16 @@
           <w:sz w:val="40"/>
           <w:szCs w:val="40"/>
         </w:rPr>
-        <w:t>Add code (right) to the parrot</w:t>
+        <w:t xml:space="preserve">Add code (right) to the </w:t>
+      </w:r>
+      <w:r>
+        <w:rPr>
+          <w:b/>
+          <w:bCs/>
+          <w:sz w:val="40"/>
+          <w:szCs w:val="40"/>
+        </w:rPr>
+        <w:t>parrot</w:t>
       </w:r>
       <w:r>
         <w:rPr>
@@ -1142,6 +1307,264 @@
           <w:szCs w:val="40"/>
         </w:rPr>
       </w:pPr>
+      <w:r>
+        <w:rPr>
+          <w:noProof/>
+          <w:sz w:val="40"/>
+          <w:szCs w:val="40"/>
+        </w:rPr>
+        <mc:AlternateContent>
+          <mc:Choice Requires="wps">
+            <w:drawing>
+              <wp:anchor distT="0" distB="0" distL="114300" distR="114300" simplePos="0" relativeHeight="251705344" behindDoc="0" locked="0" layoutInCell="1" allowOverlap="1" wp14:anchorId="0FFFB8C0" wp14:editId="196DA0FD">
+                <wp:simplePos x="0" y="0"/>
+                <wp:positionH relativeFrom="column">
+                  <wp:posOffset>1752600</wp:posOffset>
+                </wp:positionH>
+                <wp:positionV relativeFrom="paragraph">
+                  <wp:posOffset>974090</wp:posOffset>
+                </wp:positionV>
+                <wp:extent cx="952500" cy="723900"/>
+                <wp:effectExtent l="0" t="0" r="0" b="0"/>
+                <wp:wrapNone/>
+                <wp:docPr id="1665746969" name="Text Box 1"/>
+                <wp:cNvGraphicFramePr/>
+                <a:graphic xmlns:a="http://schemas.openxmlformats.org/drawingml/2006/main">
+                  <a:graphicData uri="http://schemas.microsoft.com/office/word/2010/wordprocessingShape">
+                    <wps:wsp>
+                      <wps:cNvSpPr txBox="1"/>
+                      <wps:spPr>
+                        <a:xfrm>
+                          <a:off x="0" y="0"/>
+                          <a:ext cx="952500" cy="723900"/>
+                        </a:xfrm>
+                        <a:prstGeom prst="rect">
+                          <a:avLst/>
+                        </a:prstGeom>
+                        <a:noFill/>
+                        <a:ln w="6350">
+                          <a:noFill/>
+                        </a:ln>
+                      </wps:spPr>
+                      <wps:txbx>
+                        <w:txbxContent>
+                          <w:p>
+                            <w:pPr>
+                              <w:rPr>
+                                <w:b/>
+                                <w:bCs/>
+                                <w:sz w:val="40"/>
+                                <w:szCs w:val="40"/>
+                              </w:rPr>
+                            </w:pPr>
+                            <w:r>
+                              <w:rPr>
+                                <w:b/>
+                                <w:bCs/>
+                                <w:sz w:val="40"/>
+                                <w:szCs w:val="40"/>
+                              </w:rPr>
+                              <w:t>parrot</w:t>
+                            </w:r>
+                            <w:r>
+                              <w:rPr>
+                                <w:b/>
+                                <w:bCs/>
+                                <w:sz w:val="40"/>
+                                <w:szCs w:val="40"/>
+                              </w:rPr>
+                              <w:t xml:space="preserve"> code</w:t>
+                            </w:r>
+                          </w:p>
+                        </w:txbxContent>
+                      </wps:txbx>
+                      <wps:bodyPr rot="0" spcFirstLastPara="0" vertOverflow="overflow" horzOverflow="overflow" vert="horz" wrap="square" lIns="91440" tIns="45720" rIns="91440" bIns="45720" numCol="1" spcCol="0" rtlCol="0" fromWordArt="0" anchor="t" anchorCtr="0" forceAA="0" compatLnSpc="1">
+                        <a:prstTxWarp prst="textNoShape">
+                          <a:avLst/>
+                        </a:prstTxWarp>
+                        <a:noAutofit/>
+                      </wps:bodyPr>
+                    </wps:wsp>
+                  </a:graphicData>
+                </a:graphic>
+                <wp14:sizeRelH relativeFrom="margin">
+                  <wp14:pctWidth>0</wp14:pctWidth>
+                </wp14:sizeRelH>
+                <wp14:sizeRelV relativeFrom="margin">
+                  <wp14:pctHeight>0</wp14:pctHeight>
+                </wp14:sizeRelV>
+              </wp:anchor>
+            </w:drawing>
+          </mc:Choice>
+          <mc:Fallback>
+            <w:pict>
+              <v:shape w14:anchorId="0FFFB8C0" id="_x0000_s1027" type="#_x0000_t202" style="position:absolute;left:0;text-align:left;margin-left:138pt;margin-top:76.7pt;width:75pt;height:57pt;z-index:251705344;visibility:visible;mso-wrap-style:square;mso-width-percent:0;mso-height-percent:0;mso-wrap-distance-left:9pt;mso-wrap-distance-top:0;mso-wrap-distance-right:9pt;mso-wrap-distance-bottom:0;mso-position-horizontal:absolute;mso-position-horizontal-relative:text;mso-position-vertical:absolute;mso-position-vertical-relative:text;mso-width-percent:0;mso-height-percent:0;mso-width-relative:margin;mso-height-relative:margin;v-text-anchor:top" o:gfxdata="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" filled="f" stroked="f" strokeweight=".5pt">
+                <v:textbox>
+                  <w:txbxContent>
+                    <w:p>
+                      <w:pPr>
+                        <w:rPr>
+                          <w:b/>
+                          <w:bCs/>
+                          <w:sz w:val="40"/>
+                          <w:szCs w:val="40"/>
+                        </w:rPr>
+                      </w:pPr>
+                      <w:r>
+                        <w:rPr>
+                          <w:b/>
+                          <w:bCs/>
+                          <w:sz w:val="40"/>
+                          <w:szCs w:val="40"/>
+                        </w:rPr>
+                        <w:t>parrot</w:t>
+                      </w:r>
+                      <w:r>
+                        <w:rPr>
+                          <w:b/>
+                          <w:bCs/>
+                          <w:sz w:val="40"/>
+                          <w:szCs w:val="40"/>
+                        </w:rPr>
+                        <w:t xml:space="preserve"> code</w:t>
+                      </w:r>
+                    </w:p>
+                  </w:txbxContent>
+                </v:textbox>
+              </v:shape>
+            </w:pict>
+          </mc:Fallback>
+        </mc:AlternateContent>
+      </w:r>
+      <w:r>
+        <w:rPr>
+          <w:noProof/>
+          <w:sz w:val="40"/>
+          <w:szCs w:val="40"/>
+        </w:rPr>
+        <mc:AlternateContent>
+          <mc:Choice Requires="wps">
+            <w:drawing>
+              <wp:anchor distT="0" distB="0" distL="114300" distR="114300" simplePos="0" relativeHeight="251701248" behindDoc="0" locked="0" layoutInCell="1" allowOverlap="1" wp14:anchorId="66E4F24B" wp14:editId="50BF7E85">
+                <wp:simplePos x="0" y="0"/>
+                <wp:positionH relativeFrom="column">
+                  <wp:posOffset>4737100</wp:posOffset>
+                </wp:positionH>
+                <wp:positionV relativeFrom="paragraph">
+                  <wp:posOffset>250190</wp:posOffset>
+                </wp:positionV>
+                <wp:extent cx="1473200" cy="457200"/>
+                <wp:effectExtent l="0" t="0" r="0" b="0"/>
+                <wp:wrapNone/>
+                <wp:docPr id="764691600" name="Text Box 1"/>
+                <wp:cNvGraphicFramePr/>
+                <a:graphic xmlns:a="http://schemas.openxmlformats.org/drawingml/2006/main">
+                  <a:graphicData uri="http://schemas.microsoft.com/office/word/2010/wordprocessingShape">
+                    <wps:wsp>
+                      <wps:cNvSpPr txBox="1"/>
+                      <wps:spPr>
+                        <a:xfrm>
+                          <a:off x="0" y="0"/>
+                          <a:ext cx="1473200" cy="457200"/>
+                        </a:xfrm>
+                        <a:prstGeom prst="rect">
+                          <a:avLst/>
+                        </a:prstGeom>
+                        <a:noFill/>
+                        <a:ln w="6350">
+                          <a:noFill/>
+                        </a:ln>
+                      </wps:spPr>
+                      <wps:txbx>
+                        <w:txbxContent>
+                          <w:p>
+                            <w:pPr>
+                              <w:rPr>
+                                <w:b/>
+                                <w:bCs/>
+                                <w:sz w:val="40"/>
+                                <w:szCs w:val="40"/>
+                              </w:rPr>
+                            </w:pPr>
+                            <w:r>
+                              <w:rPr>
+                                <w:b/>
+                                <w:bCs/>
+                                <w:sz w:val="40"/>
+                                <w:szCs w:val="40"/>
+                              </w:rPr>
+                              <w:t>parrot</w:t>
+                            </w:r>
+                            <w:r>
+                              <w:rPr>
+                                <w:b/>
+                                <w:bCs/>
+                                <w:sz w:val="40"/>
+                                <w:szCs w:val="40"/>
+                              </w:rPr>
+                              <w:t xml:space="preserve"> code</w:t>
+                            </w:r>
+                          </w:p>
+                        </w:txbxContent>
+                      </wps:txbx>
+                      <wps:bodyPr rot="0" spcFirstLastPara="0" vertOverflow="overflow" horzOverflow="overflow" vert="horz" wrap="square" lIns="91440" tIns="45720" rIns="91440" bIns="45720" numCol="1" spcCol="0" rtlCol="0" fromWordArt="0" anchor="t" anchorCtr="0" forceAA="0" compatLnSpc="1">
+                        <a:prstTxWarp prst="textNoShape">
+                          <a:avLst/>
+                        </a:prstTxWarp>
+                        <a:noAutofit/>
+                      </wps:bodyPr>
+                    </wps:wsp>
+                  </a:graphicData>
+                </a:graphic>
+                <wp14:sizeRelH relativeFrom="margin">
+                  <wp14:pctWidth>0</wp14:pctWidth>
+                </wp14:sizeRelH>
+                <wp14:sizeRelV relativeFrom="margin">
+                  <wp14:pctHeight>0</wp14:pctHeight>
+                </wp14:sizeRelV>
+              </wp:anchor>
+            </w:drawing>
+          </mc:Choice>
+          <mc:Fallback>
+            <w:pict>
+              <v:shape w14:anchorId="66E4F24B" id="_x0000_s1028" type="#_x0000_t202" style="position:absolute;left:0;text-align:left;margin-left:373pt;margin-top:19.7pt;width:116pt;height:36pt;z-index:251701248;visibility:visible;mso-wrap-style:square;mso-width-percent:0;mso-height-percent:0;mso-wrap-distance-left:9pt;mso-wrap-distance-top:0;mso-wrap-distance-right:9pt;mso-wrap-distance-bottom:0;mso-position-horizontal:absolute;mso-position-horizontal-relative:text;mso-position-vertical:absolute;mso-position-vertical-relative:text;mso-width-percent:0;mso-height-percent:0;mso-width-relative:margin;mso-height-relative:margin;v-text-anchor:top" o:gfxdata="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" filled="f" stroked="f" strokeweight=".5pt">
+                <v:textbox>
+                  <w:txbxContent>
+                    <w:p>
+                      <w:pPr>
+                        <w:rPr>
+                          <w:b/>
+                          <w:bCs/>
+                          <w:sz w:val="40"/>
+                          <w:szCs w:val="40"/>
+                        </w:rPr>
+                      </w:pPr>
+                      <w:r>
+                        <w:rPr>
+                          <w:b/>
+                          <w:bCs/>
+                          <w:sz w:val="40"/>
+                          <w:szCs w:val="40"/>
+                        </w:rPr>
+                        <w:t>parrot</w:t>
+                      </w:r>
+                      <w:r>
+                        <w:rPr>
+                          <w:b/>
+                          <w:bCs/>
+                          <w:sz w:val="40"/>
+                          <w:szCs w:val="40"/>
+                        </w:rPr>
+                        <w:t xml:space="preserve"> code</w:t>
+                      </w:r>
+                    </w:p>
+                  </w:txbxContent>
+                </v:textbox>
+              </v:shape>
+            </w:pict>
+          </mc:Fallback>
+        </mc:AlternateContent>
+      </w:r>
       <w:r>
         <w:rPr>
           <w:noProof/>
@@ -1445,6 +1868,135 @@
           <w:szCs w:val="40"/>
         </w:rPr>
       </w:pPr>
+      <w:r>
+        <w:rPr>
+          <w:noProof/>
+          <w:sz w:val="40"/>
+          <w:szCs w:val="40"/>
+        </w:rPr>
+        <mc:AlternateContent>
+          <mc:Choice Requires="wps">
+            <w:drawing>
+              <wp:anchor distT="0" distB="0" distL="114300" distR="114300" simplePos="0" relativeHeight="251703296" behindDoc="0" locked="0" layoutInCell="1" allowOverlap="1" wp14:anchorId="289F8ED6" wp14:editId="6C605869">
+                <wp:simplePos x="0" y="0"/>
+                <wp:positionH relativeFrom="column">
+                  <wp:posOffset>4521200</wp:posOffset>
+                </wp:positionH>
+                <wp:positionV relativeFrom="paragraph">
+                  <wp:posOffset>1576705</wp:posOffset>
+                </wp:positionV>
+                <wp:extent cx="1473200" cy="457200"/>
+                <wp:effectExtent l="0" t="0" r="0" b="0"/>
+                <wp:wrapNone/>
+                <wp:docPr id="1075227985" name="Text Box 1"/>
+                <wp:cNvGraphicFramePr/>
+                <a:graphic xmlns:a="http://schemas.openxmlformats.org/drawingml/2006/main">
+                  <a:graphicData uri="http://schemas.microsoft.com/office/word/2010/wordprocessingShape">
+                    <wps:wsp>
+                      <wps:cNvSpPr txBox="1"/>
+                      <wps:spPr>
+                        <a:xfrm>
+                          <a:off x="0" y="0"/>
+                          <a:ext cx="1473200" cy="457200"/>
+                        </a:xfrm>
+                        <a:prstGeom prst="rect">
+                          <a:avLst/>
+                        </a:prstGeom>
+                        <a:noFill/>
+                        <a:ln w="6350">
+                          <a:noFill/>
+                        </a:ln>
+                      </wps:spPr>
+                      <wps:txbx>
+                        <w:txbxContent>
+                          <w:p>
+                            <w:pPr>
+                              <w:rPr>
+                                <w:b/>
+                                <w:bCs/>
+                                <w:sz w:val="40"/>
+                                <w:szCs w:val="40"/>
+                              </w:rPr>
+                            </w:pPr>
+                            <w:r>
+                              <w:rPr>
+                                <w:b/>
+                                <w:bCs/>
+                                <w:sz w:val="40"/>
+                                <w:szCs w:val="40"/>
+                              </w:rPr>
+                              <w:t>parrot</w:t>
+                            </w:r>
+                            <w:r>
+                              <w:rPr>
+                                <w:b/>
+                                <w:bCs/>
+                                <w:sz w:val="40"/>
+                                <w:szCs w:val="40"/>
+                              </w:rPr>
+                              <w:t xml:space="preserve"> code</w:t>
+                            </w:r>
+                          </w:p>
+                        </w:txbxContent>
+                      </wps:txbx>
+                      <wps:bodyPr rot="0" spcFirstLastPara="0" vertOverflow="overflow" horzOverflow="overflow" vert="horz" wrap="square" lIns="91440" tIns="45720" rIns="91440" bIns="45720" numCol="1" spcCol="0" rtlCol="0" fromWordArt="0" anchor="t" anchorCtr="0" forceAA="0" compatLnSpc="1">
+                        <a:prstTxWarp prst="textNoShape">
+                          <a:avLst/>
+                        </a:prstTxWarp>
+                        <a:noAutofit/>
+                      </wps:bodyPr>
+                    </wps:wsp>
+                  </a:graphicData>
+                </a:graphic>
+                <wp14:sizeRelH relativeFrom="margin">
+                  <wp14:pctWidth>0</wp14:pctWidth>
+                </wp14:sizeRelH>
+                <wp14:sizeRelV relativeFrom="margin">
+                  <wp14:pctHeight>0</wp14:pctHeight>
+                </wp14:sizeRelV>
+              </wp:anchor>
+            </w:drawing>
+          </mc:Choice>
+          <mc:Fallback>
+            <w:pict>
+              <v:shape w14:anchorId="289F8ED6" id="_x0000_s1029" type="#_x0000_t202" style="position:absolute;left:0;text-align:left;margin-left:356pt;margin-top:124.15pt;width:116pt;height:36pt;z-index:251703296;visibility:visible;mso-wrap-style:square;mso-width-percent:0;mso-height-percent:0;mso-wrap-distance-left:9pt;mso-wrap-distance-top:0;mso-wrap-distance-right:9pt;mso-wrap-distance-bottom:0;mso-position-horizontal:absolute;mso-position-horizontal-relative:text;mso-position-vertical:absolute;mso-position-vertical-relative:text;mso-width-percent:0;mso-height-percent:0;mso-width-relative:margin;mso-height-relative:margin;v-text-anchor:top" o:gfxdata="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" filled="f" stroked="f" strokeweight=".5pt">
+                <v:textbox>
+                  <w:txbxContent>
+                    <w:p>
+                      <w:pPr>
+                        <w:rPr>
+                          <w:b/>
+                          <w:bCs/>
+                          <w:sz w:val="40"/>
+                          <w:szCs w:val="40"/>
+                        </w:rPr>
+                      </w:pPr>
+                      <w:r>
+                        <w:rPr>
+                          <w:b/>
+                          <w:bCs/>
+                          <w:sz w:val="40"/>
+                          <w:szCs w:val="40"/>
+                        </w:rPr>
+                        <w:t>parrot</w:t>
+                      </w:r>
+                      <w:r>
+                        <w:rPr>
+                          <w:b/>
+                          <w:bCs/>
+                          <w:sz w:val="40"/>
+                          <w:szCs w:val="40"/>
+                        </w:rPr>
+                        <w:t xml:space="preserve"> code</w:t>
+                      </w:r>
+                    </w:p>
+                  </w:txbxContent>
+                </v:textbox>
+              </v:shape>
+            </w:pict>
+          </mc:Fallback>
+        </mc:AlternateContent>
+      </w:r>
       <w:r>
         <w:rPr>
           <w:noProof/>
